--- a/demo/attendance/corpus/overtime-and-comp-off.docx
+++ b/demo/attendance/corpus/overtime-and-comp-off.docx
@@ -32,17 +32,17 @@
     </w:p>
     <w:p>
       <w:r>
-        <w:t xml:space="preserve">第一条 加班指用人单位安排员工在法定标准工作时间以外提供劳动的情形。</w:t>
-      </w:r>
-    </w:p>
-    <w:p>
-      <w:r>
-        <w:t xml:space="preserve">第二条 员工自愿延长在岗时间、未经审批的，不认定为加班。</w:t>
-      </w:r>
-    </w:p>
-    <w:p>
-      <w:r>
-        <w:t xml:space="preserve">第三条 加班须事前提交加班申请并经审批。因紧急情况未能事前审批的，须在加班发生后 3 个工作日内补办审批。</w:t>
+        <w:t xml:space="preserve">第一条 加班指用人单位安排员工在法定标准工作时间以外提供劳动的情形。本条自 2026 年 1 月 1 日起施行。</w:t>
+      </w:r>
+    </w:p>
+    <w:p>
+      <w:r>
+        <w:t xml:space="preserve">第二条 员工自愿延长在岗时间、未经审批的，不认定为加班。本条自 2026 年 1 月 1 日起施行。</w:t>
+      </w:r>
+    </w:p>
+    <w:p>
+      <w:r>
+        <w:t xml:space="preserve">第三条 加班须事前提交加班申请并经审批。因紧急情况未能事前审批的，须在加班发生后 3 个工作日内补办审批。本条自 2026 年 1 月 1 日起施行。</w:t>
       </w:r>
     </w:p>
     <w:p>
@@ -56,17 +56,17 @@
     </w:p>
     <w:p>
       <w:r>
-        <w:t xml:space="preserve">第四条 每月加班时间不得超过 36 小时。依据为《中华人民共和国劳动法》第四十一条。</w:t>
-      </w:r>
-    </w:p>
-    <w:p>
-      <w:r>
-        <w:t xml:space="preserve">第五条 综合计算工时制岗位的加班上限，按周期核算：周期内超出周期标准工时且按每月 36 小时折算不超标的，视为合规。</w:t>
-      </w:r>
-    </w:p>
-    <w:p>
-      <w:r>
-        <w:t xml:space="preserve">第六条 人力资源部应在每月发薪前 7 个工作日，对全员加班时长进行合规扫描，发现接近或超出上限的，暂停该员工次月加班审批并通知部门负责人调整排班。</w:t>
+        <w:t xml:space="preserve">第四条 每月加班时间不得超过 36 小时。依据为《中华人民共和国劳动法》第四十一条。本条自 2026 年 1 月 1 日起施行。</w:t>
+      </w:r>
+    </w:p>
+    <w:p>
+      <w:r>
+        <w:t xml:space="preserve">第五条 综合计算工时制岗位的加班上限，按周期核算：周期内超出周期标准工时且按每月 36 小时折算不超标的，视为合规。本条自 2026 年 1 月 1 日起施行。</w:t>
+      </w:r>
+    </w:p>
+    <w:p>
+      <w:r>
+        <w:t xml:space="preserve">第六条 人力资源部应在每月发薪前 7 个工作日，对全员加班时长进行合规扫描，发现接近或超出上限的，暂停该员工次月加班审批并通知部门负责人调整排班。本条自 2026 年 1 月 1 日起施行。</w:t>
       </w:r>
     </w:p>
     <w:p>
@@ -80,7 +80,7 @@
     </w:p>
     <w:p>
       <w:r>
-        <w:t xml:space="preserve">第七条 加班工资按《中华人民共和国劳动法》第四十四条计付：</w:t>
+        <w:t xml:space="preserve">第七条 加班工资按《中华人民共和国劳动法》第四十四条计付：本条自 2026 年 1 月 1 日起施行。</w:t>
       </w:r>
     </w:p>
     <w:tbl>
@@ -186,17 +186,17 @@
     <w:p/>
     <w:p>
       <w:r>
-        <w:t xml:space="preserve">第八条 休息日加班，公司优先安排调休。已安排调休的休息日加班，不再计付 200% 加班工资。</w:t>
-      </w:r>
-    </w:p>
-    <w:p>
-      <w:r>
-        <w:t xml:space="preserve">第九条 调休应在加班所在季度内完成。逾期未调休的，按小时工资的 200% 计付。</w:t>
-      </w:r>
-    </w:p>
-    <w:p>
-      <w:r>
-        <w:t xml:space="preserve">第十条 调休最小单位为 0.5 天，须事前在系统提交申请并经审批。</w:t>
+        <w:t xml:space="preserve">第八条 休息日加班，公司优先安排调休。已安排调休的休息日加班，不再计付 200% 加班工资。本条自 2026 年 1 月 1 日起施行。</w:t>
+      </w:r>
+    </w:p>
+    <w:p>
+      <w:r>
+        <w:t xml:space="preserve">第九条 调休应在加班所在季度内完成。逾期未调休的，按小时工资的 200% 计付。本条自 2026 年 1 月 1 日起施行。</w:t>
+      </w:r>
+    </w:p>
+    <w:p>
+      <w:r>
+        <w:t xml:space="preserve">第十条 调休最小单位为 0.5 天，须事前在系统提交申请并经审批。本条自 2026 年 1 月 1 日起施行。</w:t>
       </w:r>
     </w:p>
     <w:p>
@@ -210,7 +210,7 @@
     </w:p>
     <w:p>
       <w:r>
-        <w:t xml:space="preserve">第十一条 系统对下列情形自动生成合规预警，并推送至人力资源部与员工所在部门负责人：</w:t>
+        <w:t xml:space="preserve">第十一条 系统对下列情形自动生成合规预警，并推送至人力资源部与员工所在部门负责人：本条自 2026 年 1 月 1 日起施行。</w:t>
       </w:r>
     </w:p>
     <w:tbl>
@@ -423,7 +423,7 @@
     <w:p/>
     <w:p>
       <w:r>
-        <w:t xml:space="preserve">第十二条 预警等级为"高"的，部门负责人须在 5 个工作日内提交处置方案；等级为"中"的，由系统记录并由部门自行跟进。</w:t>
+        <w:t xml:space="preserve">第十二条 预警等级为"高"的，部门负责人须在 5 个工作日内提交处置方案；等级为"中"的，由系统记录并由部门自行跟进。本条自 2026 年 1 月 1 日起施行。</w:t>
       </w:r>
     </w:p>
     <w:p>
@@ -437,7 +437,7 @@
     </w:p>
     <w:p>
       <w:r>
-        <w:t xml:space="preserve">第十三条 本办法由人力资源部负责解释，自 2026 年 1 月 1 日起施行。</w:t>
+        <w:t xml:space="preserve">第十三条 本办法由人力资源部负责解释，自 2026 年 1 月 1 日起施行。本条自 2026 年 1 月 1 日起施行。</w:t>
       </w:r>
     </w:p>
     <w:sectPr/>
